--- a/doc/Functionele_Verschillen_Release_Notes.docx
+++ b/doc/Functionele_Verschillen_Release_Notes.docx
@@ -27,7 +27,7 @@
           <w:color w:val="475569"/>
           <w:sz w:val="28"/>
         </w:rPr>
-        <w:t>Overzicht van functionele uitbreidingen en vernieuwingen (Branch Vragenanalyse vs. Main)</w:t>
+        <w:t>Overzicht van functionele uitbreidingen en vernieuwingen (Release 2.5.0)</w:t>
       </w:r>
     </w:p>
     <w:p>
@@ -39,7 +39,7 @@
           <w:color w:val="475569"/>
           <w:sz w:val="19"/>
         </w:rPr>
-        <w:t>Datum: September 2026   |   Versie: Release 2.4.0 (Vragenanalyse &amp; App Documentatie)   |   Auteur: Digidokters Projectteam</w:t>
+        <w:t>Datum: September 2026   |   Versie: Release 2.5.0 (Functies, Genderidentiteit, Asynchrone AI &amp; Profielbeheer)   |   Auteur: Digidokters Projectteam</w:t>
       </w:r>
     </w:p>
     <w:p>
@@ -47,7 +47,7 @@
         <w:spacing w:after="280"/>
       </w:pPr>
       <w:r>
-        <w:t>Dit document biedt een integraal functioneel overzicht van alle uitbreidingen, vernieuwingen en gebruikersverbeteringen die zijn geïntroduceerd in de branch 'Vragenanalyse' ten opzichte van de 'main' branch. Deze release richt zich op drie pijlers: (1) intelligente AI-analyse van binnenkomende consultatievragen, (2) een centrale, gemeenschappelijke kennisbank voor alle gemeenten, en (3) ergonomische optimalisaties van de interface en terminologie.</w:t>
+        <w:t>Dit document biedt een integraal functioneel overzicht van alle recente uitbreidingen, vernieuwingen en gebruikersverbeteringen in het Digidokters Platform. Deze release introduceert fijnmazig vrijwilligersbeheer met functies, dynamische genderidentiteiten, asynchrone achtergrondverwerking van AI-analyses, en zelfbediening van profielen.</w:t>
       </w:r>
     </w:p>
     <w:p>
@@ -61,12 +61,12 @@
           <w:color w:val="1D4ED8"/>
           <w:sz w:val="32"/>
         </w:rPr>
-        <w:t>1. AI-Vraaganalyse &amp; Automatische Classificatie (Gemini AI)</w:t>
+        <w:t>1. Nieuw Stamgegeven: Genderidentiteit</w:t>
       </w:r>
     </w:p>
     <w:p>
       <w:r>
-        <w:t>Het platform analyseert nu automatisch de vrije hulpvraagomschrijving van elk geregistreerd bezoek via Google Gemini AI en kent de vraag toe aan één van de 10 vastgelegde hoofdcategorieën:</w:t>
+        <w:t>Het geslacht van bezoekers is niet langer een statisch veld, maar een configureerbaar stamgegeven:</w:t>
       </w:r>
     </w:p>
     <w:p>
@@ -78,10 +78,10 @@
         <w:rPr>
           <w:b/>
         </w:rPr>
-        <w:t xml:space="preserve">10 Gestandaardiseerde Categorieën: </w:t>
+        <w:t xml:space="preserve">Dynamische Keuzelijst: </w:t>
       </w:r>
       <w:r>
-        <w:t>Hardware &amp; Toestelproblemen, Besturingssysteem &amp; Instellingen, Basisvaardigheden &amp; Bediening, Internet, Browsing &amp; Wifi, E-mail &amp; Communicatie, Overheidstoepassingen &amp; eHealth (itsme), Online Diensten, Bank &amp; Webshops, Multimedia, Foto's &amp; Video, Veiligheid, Privacy &amp; Fraadepreventie, Overige digitale vragen.</w:t>
+        <w:t>Standaard voorzien van 'Man' en 'Vrouw' bij elke organisatie. Beheerders kunnen via 'Beheer &gt; Genderidentiteit' opties toevoegen, hernoemen of van volgorde wijzigen.</w:t>
       </w:r>
     </w:p>
     <w:p>
@@ -93,10 +93,10 @@
         <w:rPr>
           <w:b/>
         </w:rPr>
-        <w:t xml:space="preserve">Real-time Asynchrone Achtergrondverwerking: </w:t>
+        <w:t xml:space="preserve">Integratie in Registratie &amp; Filters: </w:t>
       </w:r>
       <w:r>
-        <w:t>Wanneer een digidokter een nieuw bezoek opslaat of een onderwerp wijzigt, wordt de pagina onmiddellijk herladen zonder wachttijd. De AI-classificatie wordt op de achtergrond binnen 1 à 2 seconden uitgevoerd en gekoppeld.</w:t>
+        <w:t>De dropdown voor geslacht bij 'Nieuw bezoek' en in de zoekfilters leest realtime de geconfigureerde genderidentiteiten van de organisatie uit.</w:t>
       </w:r>
     </w:p>
     <w:p>
@@ -108,10 +108,10 @@
         <w:rPr>
           <w:b/>
         </w:rPr>
-        <w:t xml:space="preserve">Transparantie &amp; Betrouwbaarheidsscore: </w:t>
+        <w:t xml:space="preserve">Veilig Wissen &amp; Referentiecontrole: </w:t>
       </w:r>
       <w:r>
-        <w:t>Elke AI-classificatie bevat een betrouwbaarheidsscore (0 tot 100%) en een beknopte motivatie/toelichting van de AI, zichtbaar in het beheerpaneel.</w:t>
+        <w:t>Een genderidentiteit kan uitsluitend gewist worden wanneer er geen geregistreerde consultaties aan gekoppeld zijn.</w:t>
       </w:r>
     </w:p>
     <w:p>
@@ -125,12 +125,12 @@
           <w:color w:val="1D4ED8"/>
           <w:sz w:val="32"/>
         </w:rPr>
-        <w:t>2. Uitbreiding van de Statistieken ('Vragen &amp; AI-Analyse')</w:t>
+        <w:t>2. Nieuw Stamgegeven: Functies &amp; Telefoonnummer</w:t>
       </w:r>
     </w:p>
     <w:p>
       <w:r>
-        <w:t>De pagina 'Statistieken' (/statistieken) is uitgebreid met een gloednieuw derde tabblad en flexibelere filtermogelijkheden:</w:t>
+        <w:t>Om onderscheid te maken tussen de rechten van een gebruiker (rol: lezer, medewerker, beheerder) en diens operationele taak op het terrein, is het stamgegeven 'Functies' geïntroduceerd:</w:t>
       </w:r>
     </w:p>
     <w:p>
@@ -142,10 +142,10 @@
         <w:rPr>
           <w:b/>
         </w:rPr>
-        <w:t xml:space="preserve">Nieuw Tabblad 'Vragen &amp; AI-Analyse': </w:t>
+        <w:t xml:space="preserve">Standaard Functies: </w:t>
       </w:r>
       <w:r>
-        <w:t>Biedt diepgaand beleidsmatig inzicht in de digitale noden van de burgers. Bevat 4 realtime KPI-tegels (Dekkingsgraad, Populairste vraagtype, Gemiddelde betrouwbaarheid, Aantal handmatige correcties).</w:t>
+        <w:t>Elke organisatie start met 'Digidokter', 'Digihelper' en 'Lesgever'. Beheerders kunnen eigen functies toevoegen via 'Beheer &gt; Functies'.</w:t>
       </w:r>
     </w:p>
     <w:p>
@@ -157,10 +157,10 @@
         <w:rPr>
           <w:b/>
         </w:rPr>
-        <w:t xml:space="preserve">Interactieve Grafieken (Chart.js): </w:t>
+        <w:t xml:space="preserve">Meervoudige Toekenning: </w:t>
       </w:r>
       <w:r>
-        <w:t>Bevat een horizontale verdelingsgrafiek per categorie en een multi-line trendgrafiek van de top-5 populairste vraagcategorieën over de 12 maanden van het gekozen jaar.</w:t>
+        <w:t>Een gebruiker kan meerdere functies tegelijk dragen (bijv. zowel Digidokter als Lesgever).</w:t>
       </w:r>
     </w:p>
     <w:p>
@@ -172,40 +172,10 @@
         <w:rPr>
           <w:b/>
         </w:rPr>
-        <w:t xml:space="preserve">Kruistabellen per Vraagcategorie: </w:t>
+        <w:t xml:space="preserve">Telefoonnummer: </w:t>
       </w:r>
       <w:r>
-        <w:t>Toont per categorie welke apparaten (smartphone, laptop, tablet...) het vaakst bij die vraag horen, en welke leeftijdsgroepen er het vaakst mee worstelen.</w:t>
-      </w:r>
-    </w:p>
-    <w:p>
-      <w:pPr>
-        <w:pStyle w:val="ListBullet"/>
-        <w:spacing w:after="60"/>
-      </w:pPr>
-      <w:r>
-        <w:rPr>
-          <w:b/>
-        </w:rPr>
-        <w:t xml:space="preserve">Keuzemogelijkheid 'Alle jaren': </w:t>
-      </w:r>
-      <w:r>
-        <w:t>In de jaardropdown is naast afzonderlijke kalenderjaren nu de optie 'Alle jaren' toegevoegd voor lange-termijn analyses over het complete historiekbestand.</w:t>
-      </w:r>
-    </w:p>
-    <w:p>
-      <w:pPr>
-        <w:pStyle w:val="ListBullet"/>
-        <w:spacing w:after="60"/>
-      </w:pPr>
-      <w:r>
-        <w:rPr>
-          <w:b/>
-        </w:rPr>
-        <w:t xml:space="preserve">Tab-behoud bij Filteren: </w:t>
-      </w:r>
-      <w:r>
-        <w:t>Bij het wijzigen van het jaartal springt de app niet langer terug naar het eerste tabblad, maar blijft het momenteel geopende tabblad netjes actief.</w:t>
+        <w:t>Aan het gebruikersprofiel is een optioneel telefoonnummer toegevoegd voor vlotte interne communicatie en permanentie.</w:t>
       </w:r>
     </w:p>
     <w:p>
@@ -219,12 +189,12 @@
           <w:color w:val="1D4ED8"/>
           <w:sz w:val="32"/>
         </w:rPr>
-        <w:t>3. Platformbeheer: Categoriebeheer &amp; Classificatietoezicht</w:t>
+        <w:t>3. Zelfbediening Gebruikersprofiel (Linkeronderhoek)</w:t>
       </w:r>
     </w:p>
     <w:p>
       <w:r>
-        <w:t>Voor gebruikers met de rol 'platformbeheerder' zijn twee nieuwe beheerpagina's toegevoegd in het linkermenu onder Platformbeheer:</w:t>
+        <w:t>Gebruikers hoeven voor profielwijzigingen niet meer naar een beheerder te stappen. Door linksonder op hun eigen naam te klikken (/wachtwoord) kunnen ze:</w:t>
       </w:r>
     </w:p>
     <w:p>
@@ -236,10 +206,10 @@
         <w:rPr>
           <w:b/>
         </w:rPr>
-        <w:t xml:space="preserve">Vraagcategorieën (/platform/vraagcategorieen): </w:t>
+        <w:t xml:space="preserve">Eigen Functies Aanpassen: </w:t>
       </w:r>
       <w:r>
-        <w:t>Beheer van de centrale categorieën: naam, richtlijnen/omschrijving voor de AI, actieve status, volgorde en referentiebeveiliging bij verwijderen.</w:t>
+        <w:t>Eenvoudig via selectievakjes hun eigen actieve functies binnen de huidige organisatie kiezen en opslaan.</w:t>
       </w:r>
     </w:p>
     <w:p>
@@ -251,10 +221,10 @@
         <w:rPr>
           <w:b/>
         </w:rPr>
-        <w:t xml:space="preserve">Vraagclassificaties (/platform/vraagclassificaties): </w:t>
+        <w:t xml:space="preserve">E-mail &amp; Telefoonnummer: </w:t>
       </w:r>
       <w:r>
-        <w:t>Centraal toezichtscherm met zoekbalk en filters op onzekere AI-scores (&lt; 80%), organisatie en categorie. Mogelijkheid om classificaties handmatig te overriden of met 1 klik opnieuw door Gemini te laten beoordelen.</w:t>
+        <w:t>Zelf hun contactgegevens up-to-date houden.</w:t>
       </w:r>
     </w:p>
     <w:p>
@@ -266,10 +236,10 @@
         <w:rPr>
           <w:b/>
         </w:rPr>
-        <w:t xml:space="preserve">Batch-analyse knop: </w:t>
+        <w:t xml:space="preserve">Wachtwoord Wijzigen: </w:t>
       </w:r>
       <w:r>
-        <w:t>Laat de platformbeheerder toe om openstaande historische registraties in één gecontroleerde run te verwerken.</w:t>
+        <w:t>Optioneel hun wachtwoord vernieuwen.</w:t>
       </w:r>
     </w:p>
     <w:p>
@@ -283,12 +253,7 @@
           <w:color w:val="1D4ED8"/>
           <w:sz w:val="32"/>
         </w:rPr>
-        <w:t>4. Nieuwe Module: 'App documentatie' (Centraal &amp; Gemeenschappelijk)</w:t>
-      </w:r>
-    </w:p>
-    <w:p>
-      <w:r>
-        <w:t>Onder de sectie 'Algemeen' in het linkermenu — tussen 'Feedback' en 'Privacy &amp; AVG' — is de nieuwe module 'App documentatie' toegevoegd:</w:t>
+        <w:t>4. Asynchrone Achtergrondverwerking van AI-Analyses</w:t>
       </w:r>
     </w:p>
     <w:p>
@@ -300,10 +265,10 @@
         <w:rPr>
           <w:b/>
         </w:rPr>
-        <w:t xml:space="preserve">Gemeenschappelijk voor alle Organisaties: </w:t>
+        <w:t xml:space="preserve">Geen Browser-blokkering: </w:t>
       </w:r>
       <w:r>
-        <w:t>Documenten geplaatst in deze module zijn direct beschikbaar voor alle aangesloten gemeenten. Updates hoeven hierdoor nooit meer per organisatie gedupliceerd te worden.</w:t>
+        <w:t>De AI-analyse (zowel bij het opslaan van een individueel bezoek als bij de knop 'Batch-analyse starten') draait volledig op de achtergrond in worker threads.</w:t>
       </w:r>
     </w:p>
     <w:p>
@@ -315,40 +280,10 @@
         <w:rPr>
           <w:b/>
         </w:rPr>
-        <w:t xml:space="preserve">Bestemd voor Centrale Documenten: </w:t>
+        <w:t xml:space="preserve">Realtime Voortgang: </w:t>
       </w:r>
       <w:r>
-        <w:t>Ideaal voor gebruikershandleidingen, GDPR- en security-audits, aansluitingsovereenkomsten en technische specificaties.</w:t>
-      </w:r>
-    </w:p>
-    <w:p>
-      <w:pPr>
-        <w:pStyle w:val="ListBullet"/>
-        <w:spacing w:after="60"/>
-      </w:pPr>
-      <w:r>
-        <w:rPr>
-          <w:b/>
-        </w:rPr>
-        <w:t xml:space="preserve">Volledige functionaliteit: </w:t>
-      </w:r>
-      <w:r>
-        <w:t>Ondersteunt mappenhiërarchie, documentupload tot 16 MB, versienummering bij overschrijven (v1, v2...), inline weergave van PDF's/afbeeldingen en full-text zoeken in documentinhoud.</w:t>
-      </w:r>
-    </w:p>
-    <w:p>
-      <w:pPr>
-        <w:pStyle w:val="ListBullet"/>
-        <w:spacing w:after="60"/>
-      </w:pPr>
-      <w:r>
-        <w:rPr>
-          <w:b/>
-        </w:rPr>
-        <w:t xml:space="preserve">Strikte Schrijfbeveiliging: </w:t>
-      </w:r>
-      <w:r>
-        <w:t>Alle gebruikers (inclusief medewerkers en lezers) kunnen documenten inzien en downloaden. Beheeracties (uploaden, mappen aanmaken, hernoemen en wissen) zijn strikt voorbehouden aan de platformbeheerder ter bescherming van de globale integriteit.</w:t>
+        <w:t>Het platform biedt realtime statusupdates via de API zonder dat de browser bevriest of er time-outs ontstaan.</w:t>
       </w:r>
     </w:p>
     <w:p>
@@ -362,7 +297,7 @@
           <w:color w:val="1D4ED8"/>
           <w:sz w:val="32"/>
         </w:rPr>
-        <w:t>5. Inklapbare Navigatie &amp; Interface-ergonomie</w:t>
+        <w:t>5. Beperkingen &amp; Beveiliging van de Sjabloon-organisatie</w:t>
       </w:r>
     </w:p>
     <w:p>
@@ -374,10 +309,10 @@
         <w:rPr>
           <w:b/>
         </w:rPr>
-        <w:t xml:space="preserve">Inklapbare Menu-rubrieken: </w:t>
+        <w:t xml:space="preserve">Puur voor Stamgegevens: </w:t>
       </w:r>
       <w:r>
-        <w:t>Alle hoofdrubrieken in de linker zijbalk (Platformbeheer, Registraties, Documentbeheer, Beheer, Data, Algemeen) zijn inklapbaar met geanimeerde pijltjes. De status (open/dicht) wordt automatisch onthouden in de browser (localStorage).</w:t>
+        <w:t>De organisatie 'Sjabloon' is hermetisch afgeschermd tegen transacties (geen registraties, agenda-items, documenten of evaluaties).</w:t>
       </w:r>
     </w:p>
     <w:p>
@@ -389,25 +324,10 @@
         <w:rPr>
           <w:b/>
         </w:rPr>
-        <w:t xml:space="preserve">Scherpe Actieve Menu-highlighting: </w:t>
+        <w:t xml:space="preserve">Automatische Redirect: </w:t>
       </w:r>
       <w:r>
-        <w:t>Bij het openen van 'Nieuw bezoek' wordt nu uitsluitend dat specifieke menu-item gehighlight, in plaats van zowel 'Registraties' als 'Nieuw bezoek'.</w:t>
-      </w:r>
-    </w:p>
-    <w:p>
-      <w:pPr>
-        <w:pStyle w:val="ListBullet"/>
-        <w:spacing w:after="60"/>
-      </w:pPr>
-      <w:r>
-        <w:rPr>
-          <w:b/>
-        </w:rPr>
-        <w:t xml:space="preserve">Automatische Digidokter-voorselectie: </w:t>
-      </w:r>
-      <w:r>
-        <w:t>Bij het openen van het registratieformulier wordt de ingelogde gebruiker automatisch geselecteerd in het keuzemenu 'Digidokter', wat herhaald klikwerk bespaart.</w:t>
+        <w:t>Bij het wisselen naar 'Sjabloon' wordt de beheerder direct doorgestuurd naar de stamgegevens.</w:t>
       </w:r>
     </w:p>
     <w:p>
@@ -421,71 +341,7 @@
           <w:color w:val="1D4ED8"/>
           <w:sz w:val="32"/>
         </w:rPr>
-        <w:t>6. Terminologie-harmonisatie: Overstap naar 'Bezoeker'</w:t>
-      </w:r>
-    </w:p>
-    <w:p>
-      <w:r>
-        <w:t>In de volledige gebruikersinterface en data-exports zijn de termen 'Klant' en 'Cliënt' consequent vervangen door 'Bezoeker':</w:t>
-      </w:r>
-    </w:p>
-    <w:p>
-      <w:pPr>
-        <w:pStyle w:val="ListBullet"/>
-        <w:spacing w:after="60"/>
-      </w:pPr>
-      <w:r>
-        <w:rPr>
-          <w:b/>
-        </w:rPr>
-        <w:t xml:space="preserve">Formulieren &amp; Weergaven: </w:t>
-      </w:r>
-      <w:r>
-        <w:t>'Nieuwe klant' en 'Cliënt' zijn aangepast naar 'Bezoeker (Voornaam of initialen)' en 'Nieuwe bezoeker (Ja / Nee)'.</w:t>
-      </w:r>
-    </w:p>
-    <w:p>
-      <w:pPr>
-        <w:pStyle w:val="ListBullet"/>
-        <w:spacing w:after="60"/>
-      </w:pPr>
-      <w:r>
-        <w:rPr>
-          <w:b/>
-        </w:rPr>
-        <w:t xml:space="preserve">Statistieken &amp; KPI's: </w:t>
-      </w:r>
-      <w:r>
-        <w:t>'Nieuwe klanten' en 'Terugkerende klanten' heten nu 'Nieuwe bezoekers' en 'Terugkerende bezoekers'.</w:t>
-      </w:r>
-    </w:p>
-    <w:p>
-      <w:pPr>
-        <w:pStyle w:val="ListBullet"/>
-        <w:spacing w:after="60"/>
-      </w:pPr>
-      <w:r>
-        <w:rPr>
-          <w:b/>
-        </w:rPr>
-        <w:t xml:space="preserve">Excel- &amp; CSV-exports: </w:t>
-      </w:r>
-      <w:r>
-        <w:t>Kolommen heten nu officieel 'Bezoeker' en 'Nieuwe bezoeker'. De import-module blijft achterwaarts compatibel met oudere bestanden.</w:t>
-      </w:r>
-    </w:p>
-    <w:p>
-      <w:pPr>
-        <w:spacing w:before="320" w:after="120"/>
-      </w:pPr>
-      <w:r>
-        <w:rPr>
-          <w:rFonts w:ascii="Calibri" w:hAnsi="Calibri"/>
-          <w:b/>
-          <w:color w:val="1D4ED8"/>
-          <w:sz w:val="32"/>
-        </w:rPr>
-        <w:t>7. Samenvatting: Impact per Gebruikersrol</w:t>
+        <w:t>6. Samenvatting: Impact per Gebruikersrol</w:t>
       </w:r>
     </w:p>
     <w:tbl>
@@ -566,7 +422,7 @@
               <w:rPr>
                 <w:b/>
               </w:rPr>
-              <w:t>Lezer</w:t>
+              <w:t>Alle Gebruikers (Lezer / Medewerker / Beheerder)</w:t>
             </w:r>
           </w:p>
         </w:tc>
@@ -579,13 +435,9 @@
               <w:spacing w:after="40" w:before="40"/>
             </w:pPr>
             <w:r>
-              <w:t>• Toegang tot centrale 'App documentatie' (handleidingen en audits inzien en downloaden).</w:t>
+              <w:t>• Zelf functies (Digidokter, Digihelper...) en telefoonnummer beheren via de linkeronderhoek (/wachtwoord).</w:t>
               <w:br/>
-              <w:t>• Inzage in het nieuwe tabblad 'Vragen &amp; AI-Analyse' in statistieken.</w:t>
-              <w:br/>
-              <w:t>• Keuze 'Alle jaren' en behoud van actieve tab bij jaarwissel.</w:t>
-              <w:br/>
-              <w:t>• Inklapbare menurubrieken met geheugen.</w:t>
+              <w:t>• Keuze uit geconfigureerde genderidentiteiten bij consultaties.</w:t>
             </w:r>
           </w:p>
         </w:tc>
@@ -598,7 +450,7 @@
               <w:spacing w:after="40" w:before="40"/>
             </w:pPr>
             <w:r>
-              <w:t>Beter strategisch inzicht in burgersvragen en directe toegang tot centrale documentatie zonder beheerdersrechten.</w:t>
+              <w:t>Directe controle over eigen profiel en contactgegevens zonder tussenkomst van een beheerder.</w:t>
             </w:r>
           </w:p>
         </w:tc>
@@ -616,7 +468,7 @@
               <w:rPr>
                 <w:b/>
               </w:rPr>
-              <w:t>Medewerker (Digidokter)</w:t>
+              <w:t>Medewerker (Digidokter / Digihelper)</w:t>
             </w:r>
           </w:p>
         </w:tc>
@@ -629,15 +481,9 @@
               <w:spacing w:after="40" w:before="40"/>
             </w:pPr>
             <w:r>
-              <w:t>• Eigen naam automatisch voorgeselecteerd bij 'Nieuw bezoek'.</w:t>
+              <w:t>• Duidelijk onderscheid tussen toegangsrol en operationele functies.</w:t>
               <w:br/>
-              <w:t>• Automatische AI-classificatie op achtergrond bij opslaan consultatie.</w:t>
-              <w:br/>
-              <w:t>• Toegang tot centrale 'App documentatie' tussen Feedback en Privacy.</w:t>
-              <w:br/>
-              <w:t>• Vriendelijkere terminologie ('Bezoeker').</w:t>
-              <w:br/>
-              <w:t>• Inklapbare menu's.</w:t>
+              <w:t>• Vlotte registratie met asynchrone AI-analyse op de achtergrond.</w:t>
             </w:r>
           </w:p>
         </w:tc>
@@ -650,7 +496,7 @@
               <w:spacing w:after="40" w:before="40"/>
             </w:pPr>
             <w:r>
-              <w:t>Snellere invoer van consultaties, geen handmatige categorisering nodig, en altijd de meest recente handleiding bij de hand.</w:t>
+              <w:t>Snellere invoer en heldere profilering van vrijwilligers.</w:t>
             </w:r>
           </w:p>
         </w:tc>
@@ -681,13 +527,11 @@
               <w:spacing w:after="40" w:before="40"/>
             </w:pPr>
             <w:r>
-              <w:t>• Volledige inzage in de AI-vragenstatistieken van de eigen gemeente.</w:t>
+              <w:t>• Volledig beheer van 'Functies' en 'Genderidentiteiten' onder Stamgegevens.</w:t>
               <w:br/>
-              <w:t>• Uitgebreide kruistabellen (populairste toestellen en leeftijdsgroepen per vraagtype).</w:t>
+              <w:t>• Telefoonnummers en functies toekennen in het gebruikersbeheer.</w:t>
               <w:br/>
-              <w:t>• Geen beheerlast voor centrale documenten (worden centraal onderhouden door platformbeheerder).</w:t>
-              <w:br/>
-              <w:t>• Exports met geharmoniseerde kolomkoppen.</w:t>
+              <w:t>• Overzicht van telefoonnummers en functies in de gebruikerslijst.</w:t>
             </w:r>
           </w:p>
         </w:tc>
@@ -700,7 +544,7 @@
               <w:spacing w:after="40" w:before="40"/>
             </w:pPr>
             <w:r>
-              <w:t>Waardevolle beleidsinzichten voor subsidiedossiers en vormingsaanbod zonder extra administratieve last.</w:t>
+              <w:t>Betere organisatie van het vrijwilligersteam en flexibele demografische stamgegevens.</w:t>
             </w:r>
           </w:p>
         </w:tc>
@@ -731,13 +575,9 @@
               <w:spacing w:after="40" w:before="40"/>
             </w:pPr>
             <w:r>
-              <w:t>• Volledig beheer van centrale Vraagcategorieën &amp; AI-instructies.</w:t>
+              <w:t>• Sjabloon-organisatie bevat nu ook standaard functies en genderidentiteiten.</w:t>
               <w:br/>
-              <w:t>• Monitoring van betrouwbaarheidsscores, handmatige correcties &amp; batch-heranalyse.</w:t>
-              <w:br/>
-              <w:t>• Beheer van centrale App Documentatie voor alle gemeenten tegelijk.</w:t>
-              <w:br/>
-              <w:t>• Globale platformmonitoring van vraagpatronen.</w:t>
+              <w:t>• Asynchrone batch-analyse van vragen zonder browser-bevriezing.</w:t>
             </w:r>
           </w:p>
         </w:tc>
@@ -750,7 +590,7 @@
               <w:spacing w:after="40" w:before="40"/>
             </w:pPr>
             <w:r>
-              <w:t>Centrale kwaliteitsbewaking over alle aangesloten gemeenten heen en één centrale plek voor platformupdates.</w:t>
+              <w:t>Betrouwbaar uitrollen van nieuwe gemeenten met complete standaarden en zorgeloze bulk-AI-analyses.</w:t>
             </w:r>
           </w:p>
         </w:tc>

--- a/doc/Functionele_Verschillen_Release_Notes.docx
+++ b/doc/Functionele_Verschillen_Release_Notes.docx
@@ -27,7 +27,7 @@
           <w:color w:val="475569"/>
           <w:sz w:val="28"/>
         </w:rPr>
-        <w:t>Overzicht van functionele uitbreidingen en vernieuwingen (Release 2.5.0)</w:t>
+        <w:t>Overzicht van functionele uitbreidingen en vernieuwingen (Release 2.6.0)</w:t>
       </w:r>
     </w:p>
     <w:p>
@@ -39,7 +39,7 @@
           <w:color w:val="475569"/>
           <w:sz w:val="19"/>
         </w:rPr>
-        <w:t>Datum: September 2026   |   Versie: Release 2.5.0 (Functies, Genderidentiteit, Asynchrone AI &amp; Profielbeheer)   |   Auteur: Digidokters Projectteam</w:t>
+        <w:t>Datum: September 2026   |   Versie: Release 2.6.0 (Balie-registratie, Vraagclassificatie-popups, Statusfilters &amp; Profielbeheer)   |   Auteur: Digidokters Projectteam</w:t>
       </w:r>
     </w:p>
     <w:p>
@@ -47,7 +47,7 @@
         <w:spacing w:after="280"/>
       </w:pPr>
       <w:r>
-        <w:t>Dit document biedt een integraal functioneel overzicht van alle recente uitbreidingen, vernieuwingen en gebruikersverbeteringen in het Digidokters Platform. Deze release introduceert fijnmazig vrijwilligersbeheer met functies, dynamische genderidentiteiten, asynchrone achtergrondverwerking van AI-analyses, en zelfbediening van profielen.</w:t>
+        <w:t>Dit document biedt een integraal functioneel overzicht van alle recente uitbreidingen, vernieuwingen en gebruikersverbeteringen in het Digidokters Platform. Deze release introduceert een geoptimaliseerd 'Nieuw bezoek' balie-registratieformulier, directe inzage in AI-vraagclassificaties met popup-modals, statusfilters voor stamgegevens, en asynchrone achtergrondanalyses.</w:t>
       </w:r>
     </w:p>
     <w:p>
@@ -61,12 +61,12 @@
           <w:color w:val="1D4ED8"/>
           <w:sz w:val="32"/>
         </w:rPr>
-        <w:t>1. Nieuw Stamgegeven: Genderidentiteit</w:t>
+        <w:t>1. Geoptimaliseerd Balie-Registratieformulier ('Nieuw bezoek')</w:t>
       </w:r>
     </w:p>
     <w:p>
       <w:r>
-        <w:t>Het geslacht van bezoekers is niet langer een statisch veld, maar een configureerbaar stamgegeven:</w:t>
+        <w:t>Het registratieformulier voor consultaties is volledig vernieuwd en geoptimaliseerd voor balies, tablets en touchscreens:</w:t>
       </w:r>
     </w:p>
     <w:p>
@@ -78,10 +78,10 @@
         <w:rPr>
           <w:b/>
         </w:rPr>
-        <w:t xml:space="preserve">Dynamische Keuzelijst: </w:t>
+        <w:t xml:space="preserve">Sticky Sessie-Context: </w:t>
       </w:r>
       <w:r>
-        <w:t>Standaard voorzien van 'Man' en 'Vrouw' bij elke organisatie. Beheerders kunnen via 'Beheer &gt; Genderidentiteit' opties toevoegen, hernoemen of van volgorde wijzigen.</w:t>
+        <w:t>De datum, actieve Digidokter en consultatielocatie blijven gedurende het inloopmoment bovenaan bewaard in de sessie.</w:t>
       </w:r>
     </w:p>
     <w:p>
@@ -93,10 +93,10 @@
         <w:rPr>
           <w:b/>
         </w:rPr>
-        <w:t xml:space="preserve">Integratie in Registratie &amp; Filters: </w:t>
+        <w:t xml:space="preserve">Touch-Segmented Buttons: </w:t>
       </w:r>
       <w:r>
-        <w:t>De dropdown voor geslacht bij 'Nieuw bezoek' en in de zoekfilters leest realtime de geconfigureerde genderidentiteiten van de organisatie uit.</w:t>
+        <w:t>Grote, intuïtieve knoppen voor 'Nieuwe bezoeker (Ja/Nee)', geslacht, leeftijdscategorie en toestel.</w:t>
       </w:r>
     </w:p>
     <w:p>
@@ -108,10 +108,25 @@
         <w:rPr>
           <w:b/>
         </w:rPr>
-        <w:t xml:space="preserve">Veilig Wissen &amp; Referentiecontrole: </w:t>
+        <w:t xml:space="preserve">Snelle Onderwerp-Tags: </w:t>
       </w:r>
       <w:r>
-        <w:t>Een genderidentiteit kan uitsluitend gewist worden wanneer er geen geregistreerde consultaties aan gekoppeld zijn.</w:t>
+        <w:t>Met één tik populaire thema's (itsme, WhatsApp, E-mail, Smartschool, Wifi) toevoegen aan de hulpvraag.</w:t>
+      </w:r>
+    </w:p>
+    <w:p>
+      <w:pPr>
+        <w:pStyle w:val="ListBullet"/>
+        <w:spacing w:after="60"/>
+      </w:pPr>
+      <w:r>
+        <w:rPr>
+          <w:b/>
+        </w:rPr>
+        <w:t xml:space="preserve">Opslaan &amp; Volgende bezoeker: </w:t>
+      </w:r>
+      <w:r>
+        <w:t>Eén grote, opvallende actieknop slaat de registratie direct op en zet het formulier klaar voor de volgende bezoeker.</w:t>
       </w:r>
     </w:p>
     <w:p>
@@ -125,12 +140,7 @@
           <w:color w:val="1D4ED8"/>
           <w:sz w:val="32"/>
         </w:rPr>
-        <w:t>2. Nieuw Stamgegeven: Functies &amp; Telefoonnummer</w:t>
-      </w:r>
-    </w:p>
-    <w:p>
-      <w:r>
-        <w:t>Om onderscheid te maken tussen de rechten van een gebruiker (rol: lezer, medewerker, beheerder) en diens operationele taak op het terrein, is het stamgegeven 'Functies' geïntroduceerd:</w:t>
+        <w:t>2. AI Vraagclassificatie Inzage &amp; Interactieve Popups</w:t>
       </w:r>
     </w:p>
     <w:p>
@@ -142,10 +152,10 @@
         <w:rPr>
           <w:b/>
         </w:rPr>
-        <w:t xml:space="preserve">Standaard Functies: </w:t>
+        <w:t xml:space="preserve">Detailpagina Registraties: </w:t>
       </w:r>
       <w:r>
-        <w:t>Elke organisatie start met 'Digidokter', 'Digihelper' en 'Lesgever'. Beheerders kunnen eigen functies toevoegen via 'Beheer &gt; Functies'.</w:t>
+        <w:t>Op de detailpagina van een consultatie worden nu direct de AI-categorie, zekerheidsscore (met kleurindicatie) en motivatie getoond.</w:t>
       </w:r>
     </w:p>
     <w:p>
@@ -157,25 +167,10 @@
         <w:rPr>
           <w:b/>
         </w:rPr>
-        <w:t xml:space="preserve">Meervoudige Toekenning: </w:t>
+        <w:t xml:space="preserve">Interactieve Vraagclassificaties Tabel: </w:t>
       </w:r>
       <w:r>
-        <w:t>Een gebruiker kan meerdere functies tegelijk dragen (bijv. zowel Digidokter als Lesgever).</w:t>
-      </w:r>
-    </w:p>
-    <w:p>
-      <w:pPr>
-        <w:pStyle w:val="ListBullet"/>
-        <w:spacing w:after="60"/>
-      </w:pPr>
-      <w:r>
-        <w:rPr>
-          <w:b/>
-        </w:rPr>
-        <w:t xml:space="preserve">Telefoonnummer: </w:t>
-      </w:r>
-      <w:r>
-        <w:t>Aan het gebruikersprofiel is een optioneel telefoonnummer toegevoegd voor vlotte interne communicatie en permanentie.</w:t>
+        <w:t>In het platformbeheer zijn alle rijen klikbaar; een klik opent een popup-venster met alle details van de registratie.</w:t>
       </w:r>
     </w:p>
     <w:p>
@@ -189,12 +184,7 @@
           <w:color w:val="1D4ED8"/>
           <w:sz w:val="32"/>
         </w:rPr>
-        <w:t>3. Zelfbediening Gebruikersprofiel (Linkeronderhoek)</w:t>
-      </w:r>
-    </w:p>
-    <w:p>
-      <w:r>
-        <w:t>Gebruikers hoeven voor profielwijzigingen niet meer naar een beheerder te stappen. Door linksonder op hun eigen naam te klikken (/wachtwoord) kunnen ze:</w:t>
+        <w:t>3. Statusfilters voor Stamgegevens (Actief / Gedeactiveerd)</w:t>
       </w:r>
     </w:p>
     <w:p>
@@ -206,40 +196,10 @@
         <w:rPr>
           <w:b/>
         </w:rPr>
-        <w:t xml:space="preserve">Eigen Functies Aanpassen: </w:t>
+        <w:t xml:space="preserve">Eenvoudig Filteren: </w:t>
       </w:r>
       <w:r>
-        <w:t>Eenvoudig via selectievakjes hun eigen actieve functies binnen de huidige organisatie kiezen en opslaan.</w:t>
-      </w:r>
-    </w:p>
-    <w:p>
-      <w:pPr>
-        <w:pStyle w:val="ListBullet"/>
-        <w:spacing w:after="60"/>
-      </w:pPr>
-      <w:r>
-        <w:rPr>
-          <w:b/>
-        </w:rPr>
-        <w:t xml:space="preserve">E-mail &amp; Telefoonnummer: </w:t>
-      </w:r>
-      <w:r>
-        <w:t>Zelf hun contactgegevens up-to-date houden.</w:t>
-      </w:r>
-    </w:p>
-    <w:p>
-      <w:pPr>
-        <w:pStyle w:val="ListBullet"/>
-        <w:spacing w:after="60"/>
-      </w:pPr>
-      <w:r>
-        <w:rPr>
-          <w:b/>
-        </w:rPr>
-        <w:t xml:space="preserve">Wachtwoord Wijzigen: </w:t>
-      </w:r>
-      <w:r>
-        <w:t>Optioneel hun wachtwoord vernieuwen.</w:t>
+        <w:t>Alle stamgegevenspagina's (Locaties, Toestellen, Herkomst, Genderidentiteiten, Functies...) bevatten nu een snelfilter tussen 'Alle', 'Enkel actief' en 'Enkel gedeactiveerd'.</w:t>
       </w:r>
     </w:p>
     <w:p>
@@ -253,7 +213,80 @@
           <w:color w:val="1D4ED8"/>
           <w:sz w:val="32"/>
         </w:rPr>
-        <w:t>4. Asynchrone Achtergrondverwerking van AI-Analyses</w:t>
+        <w:t>4. Stamgegevens: Genderidentiteit &amp; Vrijwilligersfuncties</w:t>
+      </w:r>
+    </w:p>
+    <w:p>
+      <w:pPr>
+        <w:pStyle w:val="ListBullet"/>
+        <w:spacing w:after="60"/>
+      </w:pPr>
+      <w:r>
+        <w:rPr>
+          <w:b/>
+        </w:rPr>
+        <w:t xml:space="preserve">Genderidentiteit: </w:t>
+      </w:r>
+      <w:r>
+        <w:t>Standaard voorzien van 'Man' en 'Vrouw', dynamisch beheerbaar en configureerbaar per organisatie.</w:t>
+      </w:r>
+    </w:p>
+    <w:p>
+      <w:pPr>
+        <w:pStyle w:val="ListBullet"/>
+        <w:spacing w:after="60"/>
+      </w:pPr>
+      <w:r>
+        <w:rPr>
+          <w:b/>
+        </w:rPr>
+        <w:t xml:space="preserve">Functies &amp; Telefoonnummer: </w:t>
+      </w:r>
+      <w:r>
+        <w:t>Vrijwilligersfuncties (Digidokter, Digihelper, Lesgever) toekennen aan gebruikers, inclusief telefoonnummer voor vlotte communicatie.</w:t>
+      </w:r>
+    </w:p>
+    <w:p>
+      <w:pPr>
+        <w:spacing w:before="320" w:after="120"/>
+      </w:pPr>
+      <w:r>
+        <w:rPr>
+          <w:rFonts w:ascii="Calibri" w:hAnsi="Calibri"/>
+          <w:b/>
+          <w:color w:val="1D4ED8"/>
+          <w:sz w:val="32"/>
+        </w:rPr>
+        <w:t>5. Zelfbediening Gebruikersprofiel (Linkeronderhoek)</w:t>
+      </w:r>
+    </w:p>
+    <w:p>
+      <w:pPr>
+        <w:pStyle w:val="ListBullet"/>
+        <w:spacing w:after="60"/>
+      </w:pPr>
+      <w:r>
+        <w:rPr>
+          <w:b/>
+        </w:rPr>
+        <w:t xml:space="preserve">Eigen Functies &amp; Contactgegevens: </w:t>
+      </w:r>
+      <w:r>
+        <w:t>Gebruikers kunnen linksonder op hun naam klikken (/wachtwoord) om zelf functies, telefoonnummer en e-mailadres te beheren.</w:t>
+      </w:r>
+    </w:p>
+    <w:p>
+      <w:pPr>
+        <w:spacing w:before="320" w:after="120"/>
+      </w:pPr>
+      <w:r>
+        <w:rPr>
+          <w:rFonts w:ascii="Calibri" w:hAnsi="Calibri"/>
+          <w:b/>
+          <w:color w:val="1D4ED8"/>
+          <w:sz w:val="32"/>
+        </w:rPr>
+        <w:t>6. Asynchrone Achtergrondverwerking van AI-Analyses</w:t>
       </w:r>
     </w:p>
     <w:p>
@@ -268,22 +301,7 @@
         <w:t xml:space="preserve">Geen Browser-blokkering: </w:t>
       </w:r>
       <w:r>
-        <w:t>De AI-analyse (zowel bij het opslaan van een individueel bezoek als bij de knop 'Batch-analyse starten') draait volledig op de achtergrond in worker threads.</w:t>
-      </w:r>
-    </w:p>
-    <w:p>
-      <w:pPr>
-        <w:pStyle w:val="ListBullet"/>
-        <w:spacing w:after="60"/>
-      </w:pPr>
-      <w:r>
-        <w:rPr>
-          <w:b/>
-        </w:rPr>
-        <w:t xml:space="preserve">Realtime Voortgang: </w:t>
-      </w:r>
-      <w:r>
-        <w:t>Het platform biedt realtime statusupdates via de API zonder dat de browser bevriest of er time-outs ontstaan.</w:t>
+        <w:t>Zowel individuele analyses als de knop 'Batch-analyse starten' draaien asynchroon in de achtergrond met realtime voortgangsindicator.</w:t>
       </w:r>
     </w:p>
     <w:p>
@@ -297,51 +315,7 @@
           <w:color w:val="1D4ED8"/>
           <w:sz w:val="32"/>
         </w:rPr>
-        <w:t>5. Beperkingen &amp; Beveiliging van de Sjabloon-organisatie</w:t>
-      </w:r>
-    </w:p>
-    <w:p>
-      <w:pPr>
-        <w:pStyle w:val="ListBullet"/>
-        <w:spacing w:after="60"/>
-      </w:pPr>
-      <w:r>
-        <w:rPr>
-          <w:b/>
-        </w:rPr>
-        <w:t xml:space="preserve">Puur voor Stamgegevens: </w:t>
-      </w:r>
-      <w:r>
-        <w:t>De organisatie 'Sjabloon' is hermetisch afgeschermd tegen transacties (geen registraties, agenda-items, documenten of evaluaties).</w:t>
-      </w:r>
-    </w:p>
-    <w:p>
-      <w:pPr>
-        <w:pStyle w:val="ListBullet"/>
-        <w:spacing w:after="60"/>
-      </w:pPr>
-      <w:r>
-        <w:rPr>
-          <w:b/>
-        </w:rPr>
-        <w:t xml:space="preserve">Automatische Redirect: </w:t>
-      </w:r>
-      <w:r>
-        <w:t>Bij het wisselen naar 'Sjabloon' wordt de beheerder direct doorgestuurd naar de stamgegevens.</w:t>
-      </w:r>
-    </w:p>
-    <w:p>
-      <w:pPr>
-        <w:spacing w:before="320" w:after="120"/>
-      </w:pPr>
-      <w:r>
-        <w:rPr>
-          <w:rFonts w:ascii="Calibri" w:hAnsi="Calibri"/>
-          <w:b/>
-          <w:color w:val="1D4ED8"/>
-          <w:sz w:val="32"/>
-        </w:rPr>
-        <w:t>6. Samenvatting: Impact per Gebruikersrol</w:t>
+        <w:t>7. Samenvatting: Impact per Gebruikersrol</w:t>
       </w:r>
     </w:p>
     <w:tbl>
@@ -422,52 +396,6 @@
               <w:rPr>
                 <w:b/>
               </w:rPr>
-              <w:t>Alle Gebruikers (Lezer / Medewerker / Beheerder)</w:t>
-            </w:r>
-          </w:p>
-        </w:tc>
-        <w:tc>
-          <w:tcPr>
-            <w:tcW w:type="dxa" w:w="3120"/>
-          </w:tcPr>
-          <w:p>
-            <w:pPr>
-              <w:spacing w:after="40" w:before="40"/>
-            </w:pPr>
-            <w:r>
-              <w:t>• Zelf functies (Digidokter, Digihelper...) en telefoonnummer beheren via de linkeronderhoek (/wachtwoord).</w:t>
-              <w:br/>
-              <w:t>• Keuze uit geconfigureerde genderidentiteiten bij consultaties.</w:t>
-            </w:r>
-          </w:p>
-        </w:tc>
-        <w:tc>
-          <w:tcPr>
-            <w:tcW w:type="dxa" w:w="3120"/>
-          </w:tcPr>
-          <w:p>
-            <w:pPr>
-              <w:spacing w:after="40" w:before="40"/>
-            </w:pPr>
-            <w:r>
-              <w:t>Directe controle over eigen profiel en contactgegevens zonder tussenkomst van een beheerder.</w:t>
-            </w:r>
-          </w:p>
-        </w:tc>
-      </w:tr>
-      <w:tr>
-        <w:tc>
-          <w:tcPr>
-            <w:tcW w:type="dxa" w:w="3120"/>
-          </w:tcPr>
-          <w:p>
-            <w:pPr>
-              <w:spacing w:after="40" w:before="40"/>
-            </w:pPr>
-            <w:r>
-              <w:rPr>
-                <w:b/>
-              </w:rPr>
               <w:t>Medewerker (Digidokter / Digihelper)</w:t>
             </w:r>
           </w:p>
@@ -481,9 +409,9 @@
               <w:spacing w:after="40" w:before="40"/>
             </w:pPr>
             <w:r>
-              <w:t>• Duidelijk onderscheid tussen toegangsrol en operationele functies.</w:t>
+              <w:t>• Nieuw, supersnel 'Nieuw bezoek' balie-formulier met touch-chips en onderwerp-tags.</w:t>
               <w:br/>
-              <w:t>• Vlotte registratie met asynchrone AI-analyse op de achtergrond.</w:t>
+              <w:t>• Zelf functies en contactgegevens beheren via de linkeronderhoek.</w:t>
             </w:r>
           </w:p>
         </w:tc>
@@ -496,7 +424,7 @@
               <w:spacing w:after="40" w:before="40"/>
             </w:pPr>
             <w:r>
-              <w:t>Snellere invoer en heldere profilering van vrijwilligers.</w:t>
+              <w:t>Minimale kliktijd tijdens inloopmomenten en optimale touchscreen-ervaring.</w:t>
             </w:r>
           </w:p>
         </w:tc>
@@ -527,11 +455,11 @@
               <w:spacing w:after="40" w:before="40"/>
             </w:pPr>
             <w:r>
-              <w:t>• Volledig beheer van 'Functies' en 'Genderidentiteiten' onder Stamgegevens.</w:t>
+              <w:t>• Statusfilters op alle stamgegevenspagina's (actief/gedeactiveerd).</w:t>
               <w:br/>
-              <w:t>• Telefoonnummers en functies toekennen in het gebruikersbeheer.</w:t>
+              <w:t>• Inzage in AI-vraagclassificatie op registratiedetails.</w:t>
               <w:br/>
-              <w:t>• Overzicht van telefoonnummers en functies in de gebruikerslijst.</w:t>
+              <w:t>• Beheer van functies, genderidentiteiten en telefoonnummers.</w:t>
             </w:r>
           </w:p>
         </w:tc>
@@ -544,7 +472,7 @@
               <w:spacing w:after="40" w:before="40"/>
             </w:pPr>
             <w:r>
-              <w:t>Betere organisatie van het vrijwilligersteam en flexibele demografische stamgegevens.</w:t>
+              <w:t>Beter overzicht over stamgegevens en compleet inzicht in bezoekersvragen.</w:t>
             </w:r>
           </w:p>
         </w:tc>
@@ -575,9 +503,9 @@
               <w:spacing w:after="40" w:before="40"/>
             </w:pPr>
             <w:r>
-              <w:t>• Sjabloon-organisatie bevat nu ook standaard functies en genderidentiteiten.</w:t>
+              <w:t>• Interactieve vraagclassificaties tabel met detail-popups per consultatie.</w:t>
               <w:br/>
-              <w:t>• Asynchrone batch-analyse van vragen zonder browser-bevriezing.</w:t>
+              <w:t>• Asynchrone batch-analyse van alle consultatievragen zonder browser-time-outs.</w:t>
             </w:r>
           </w:p>
         </w:tc>
@@ -590,7 +518,7 @@
               <w:spacing w:after="40" w:before="40"/>
             </w:pPr>
             <w:r>
-              <w:t>Betrouwbaar uitrollen van nieuwe gemeenten met complete standaarden en zorgeloze bulk-AI-analyses.</w:t>
+              <w:t>Moeiteloos auditeren en valideren van AI-classificaties over alle gemeenten heen.</w:t>
             </w:r>
           </w:p>
         </w:tc>

--- a/doc/Functionele_Verschillen_Release_Notes.docx
+++ b/doc/Functionele_Verschillen_Release_Notes.docx
@@ -39,7 +39,7 @@
           <w:color w:val="475569"/>
           <w:sz w:val="19"/>
         </w:rPr>
-        <w:t>Datum: September 2026   |   Versie: Release 2.6.0 (Balie-registratie, Vraagclassificatie-popups, Statusfilters &amp; Profielbeheer)   |   Auteur: Digidokters Projectteam</w:t>
+        <w:t>Datum: September 2026   |   Versie: Release 2.6.0 (Balie-registratie, In-App Evaluaties, AI-Classificaties &amp; Profielbeheer)   |   Auteur: Digidokters Projectteam</w:t>
       </w:r>
     </w:p>
     <w:p>
@@ -47,7 +47,7 @@
         <w:spacing w:after="280"/>
       </w:pPr>
       <w:r>
-        <w:t>Dit document biedt een integraal functioneel overzicht van alle recente uitbreidingen, vernieuwingen en gebruikersverbeteringen in het Digidokters Platform. Deze release introduceert een geoptimaliseerd 'Nieuw bezoek' balie-registratieformulier, directe inzage in AI-vraagclassificaties met popup-modals, statusfilters voor stamgegevens, en asynchrone achtergrondanalyses.</w:t>
+        <w:t>Dit document biedt een integraal functioneel overzicht van alle recente uitbreidingen, vernieuwingen en gebruikersverbeteringen in het Digidokters Platform. Deze release introduceert een geoptimaliseerd 'Nieuw bezoek' balie-registratieformulier, de mogelijkheid om evaluatieformulieren later direct via de app in te vullen met notificatiebadges en attentiebanners, directe inzage in AI-vraagclassificaties met popup-modals, statusfilters voor stamgegevens, en asynchrone achtergrondanalyses.</w:t>
       </w:r>
     </w:p>
     <w:p>
@@ -61,7 +61,86 @@
           <w:color w:val="1D4ED8"/>
           <w:sz w:val="32"/>
         </w:rPr>
-        <w:t>1. Geoptimaliseerd Balie-Registratieformulier ('Nieuw bezoek')</w:t>
+        <w:t>1. Evaluatieformulieren via de App Invullen &amp; Notificaties</w:t>
+      </w:r>
+    </w:p>
+    <w:p>
+      <w:r>
+        <w:t>Digidokters en medewerkers zijn niet langer uitsluitend afhankelijk van de link in de e-mailuitnodiging, maar kunnen hun evaluaties nu op elk gewenst moment via de webapplicatie invullen:</w:t>
+      </w:r>
+    </w:p>
+    <w:p>
+      <w:pPr>
+        <w:pStyle w:val="ListBullet"/>
+        <w:spacing w:after="60"/>
+      </w:pPr>
+      <w:r>
+        <w:rPr>
+          <w:b/>
+        </w:rPr>
+        <w:t xml:space="preserve">Attentiebanner &amp; Actieknop in de Agenda: </w:t>
+      </w:r>
+      <w:r>
+        <w:t>Bovenaan de Agenda verschijnt een waarschuwingsbanner met het aantal openstaande evaluaties. In de agenda-tabel staat bij elke afgelopen activiteit waar de vrijwilliger aanwezig was een gele knop 'Evaluatie invullen'.</w:t>
+      </w:r>
+    </w:p>
+    <w:p>
+      <w:pPr>
+        <w:pStyle w:val="ListBullet"/>
+        <w:spacing w:after="60"/>
+      </w:pPr>
+      <w:r>
+        <w:rPr>
+          <w:b/>
+        </w:rPr>
+        <w:t xml:space="preserve">Notificatiebadge in het Menu: </w:t>
+      </w:r>
+      <w:r>
+        <w:t>Naast het menu-item 'Evaluaties' toont een opvallende badge realtime het aantal nog in te vullen evaluaties voor de ingelogde gebruiker.</w:t>
+      </w:r>
+    </w:p>
+    <w:p>
+      <w:pPr>
+        <w:pStyle w:val="ListBullet"/>
+        <w:spacing w:after="60"/>
+      </w:pPr>
+      <w:r>
+        <w:rPr>
+          <w:b/>
+        </w:rPr>
+        <w:t xml:space="preserve">Filter 'Enkel mijn openstaande evaluaties': </w:t>
+      </w:r>
+      <w:r>
+        <w:t>Op de Evaluaties-pagina kan met één klik gefilterd worden op sessies die op feedback van de ingelogde digidokter wachten.</w:t>
+      </w:r>
+    </w:p>
+    <w:p>
+      <w:pPr>
+        <w:pStyle w:val="ListBullet"/>
+        <w:spacing w:after="60"/>
+      </w:pPr>
+      <w:r>
+        <w:rPr>
+          <w:b/>
+        </w:rPr>
+        <w:t xml:space="preserve">Strikte Aanwezigheidscontrole: </w:t>
+      </w:r>
+      <w:r>
+        <w:t>Activiteiten waarbij de medewerker niet aanwezig was, tonen 'Niet aanwezig' en worden nooit onterecht als openstaand gemarkeerd.</w:t>
+      </w:r>
+    </w:p>
+    <w:p>
+      <w:pPr>
+        <w:spacing w:before="320" w:after="120"/>
+      </w:pPr>
+      <w:r>
+        <w:rPr>
+          <w:rFonts w:ascii="Calibri" w:hAnsi="Calibri"/>
+          <w:b/>
+          <w:color w:val="1D4ED8"/>
+          <w:sz w:val="32"/>
+        </w:rPr>
+        <w:t>2. Geoptimaliseerd Balie-Registratieformulier ('Nieuw bezoek')</w:t>
       </w:r>
     </w:p>
     <w:p>
@@ -140,7 +219,7 @@
           <w:color w:val="1D4ED8"/>
           <w:sz w:val="32"/>
         </w:rPr>
-        <w:t>2. AI Vraagclassificatie Inzage &amp; Interactieve Popups</w:t>
+        <w:t>3. AI Vraagclassificatie Inzage &amp; Interactieve Popups</w:t>
       </w:r>
     </w:p>
     <w:p>
@@ -184,7 +263,7 @@
           <w:color w:val="1D4ED8"/>
           <w:sz w:val="32"/>
         </w:rPr>
-        <w:t>3. Statusfilters voor Stamgegevens (Actief / Gedeactiveerd)</w:t>
+        <w:t>4. Statusfilters voor Stamgegevens (Actief / Gedeactiveerd)</w:t>
       </w:r>
     </w:p>
     <w:p>
@@ -213,7 +292,7 @@
           <w:color w:val="1D4ED8"/>
           <w:sz w:val="32"/>
         </w:rPr>
-        <w:t>4. Stamgegevens: Genderidentiteit &amp; Vrijwilligersfuncties</w:t>
+        <w:t>5. Stamgegevens: Genderidentiteit &amp; Vrijwilligersfuncties</w:t>
       </w:r>
     </w:p>
     <w:p>
@@ -257,7 +336,7 @@
           <w:color w:val="1D4ED8"/>
           <w:sz w:val="32"/>
         </w:rPr>
-        <w:t>5. Zelfbediening Gebruikersprofiel (Linkeronderhoek)</w:t>
+        <w:t>6. Zelfbediening Gebruikersprofiel (Linkeronderhoek)</w:t>
       </w:r>
     </w:p>
     <w:p>
@@ -286,7 +365,7 @@
           <w:color w:val="1D4ED8"/>
           <w:sz w:val="32"/>
         </w:rPr>
-        <w:t>6. Asynchrone Achtergrondverwerking van AI-Analyses</w:t>
+        <w:t>7. Asynchrone Achtergrondverwerking van AI-Analyses</w:t>
       </w:r>
     </w:p>
     <w:p>
@@ -315,7 +394,7 @@
           <w:color w:val="1D4ED8"/>
           <w:sz w:val="32"/>
         </w:rPr>
-        <w:t>7. Samenvatting: Impact per Gebruikersrol</w:t>
+        <w:t>8. Samenvatting: Impact per Gebruikersrol</w:t>
       </w:r>
     </w:p>
     <w:tbl>
@@ -409,6 +488,8 @@
               <w:spacing w:after="40" w:before="40"/>
             </w:pPr>
             <w:r>
+              <w:t>• Evaluaties later direct via app invullen met notificatiebadge in het menu en agenda-banner.</w:t>
+              <w:br/>
               <w:t>• Nieuw, supersnel 'Nieuw bezoek' balie-formulier met touch-chips en onderwerp-tags.</w:t>
               <w:br/>
               <w:t>• Zelf functies en contactgegevens beheren via de linkeronderhoek.</w:t>
@@ -424,7 +505,7 @@
               <w:spacing w:after="40" w:before="40"/>
             </w:pPr>
             <w:r>
-              <w:t>Minimale kliktijd tijdens inloopmomenten en optimale touchscreen-ervaring.</w:t>
+              <w:t>Nooit meer verloren e-maillinks, minimale kliktijd tijdens inloopmomenten en optimale touchscreen-ervaring.</w:t>
             </w:r>
           </w:p>
         </w:tc>
@@ -455,6 +536,8 @@
               <w:spacing w:after="40" w:before="40"/>
             </w:pPr>
             <w:r>
+              <w:t>• Overzicht van openstaande vs. ingevulde evaluaties per digidokter.</w:t>
+              <w:br/>
               <w:t>• Statusfilters op alle stamgegevenspagina's (actief/gedeactiveerd).</w:t>
               <w:br/>
               <w:t>• Inzage in AI-vraagclassificatie op registratiedetails.</w:t>
@@ -472,7 +555,7 @@
               <w:spacing w:after="40" w:before="40"/>
             </w:pPr>
             <w:r>
-              <w:t>Beter overzicht over stamgegevens en compleet inzicht in bezoekersvragen.</w:t>
+              <w:t>Hogere responsgraad op evaluaties, beter overzicht over stamgegevens en compleet inzicht in bezoekersvragen.</w:t>
             </w:r>
           </w:p>
         </w:tc>

--- a/doc/Functionele_Verschillen_Release_Notes.docx
+++ b/doc/Functionele_Verschillen_Release_Notes.docx
@@ -27,7 +27,7 @@
           <w:color w:val="475569"/>
           <w:sz w:val="28"/>
         </w:rPr>
-        <w:t>Overzicht van functionele uitbreidingen en vernieuwingen (Release 2.6.0)</w:t>
+        <w:t>Overzicht van functionele uitbreidingen en vernieuwingen (Release 2.7.0)</w:t>
       </w:r>
     </w:p>
     <w:p>
@@ -39,7 +39,7 @@
           <w:color w:val="475569"/>
           <w:sz w:val="19"/>
         </w:rPr>
-        <w:t>Datum: September 2026   |   Versie: Release 2.6.0 (Balie-registratie, In-App Evaluaties, AI-Classificaties &amp; Profielbeheer)   |   Auteur: Digidokters Projectteam</w:t>
+        <w:t>Datum: Oktober 2026   |   Versie: Release 2.7.0 (Dynamisch Autorisatieschema, Permissiematrix &amp; Groepsbeheer)   |   Auteur: Digidokters Projectteam</w:t>
       </w:r>
     </w:p>
     <w:p>
@@ -47,7 +47,7 @@
         <w:spacing w:after="280"/>
       </w:pPr>
       <w:r>
-        <w:t>Dit document biedt een integraal functioneel overzicht van alle recente uitbreidingen, vernieuwingen en gebruikersverbeteringen in het Digidokters Platform. Deze release introduceert een geoptimaliseerd 'Nieuw bezoek' balie-registratieformulier, de mogelijkheid om evaluatieformulieren later direct via de app in te vullen met notificatiebadges en attentiebanners, directe inzage in AI-vraagclassificaties met popup-modals, statusfilters voor stamgegevens, en asynchrone achtergrondanalyses.</w:t>
+        <w:t>Dit document biedt een integraal functioneel overzicht van alle recente uitbreidingen, vernieuwingen en gebruikersverbeteringen in het Digidokters Platform. Release 2.7.0 introduceert een volledig configureerbaar dynamisch autorisatieschema per organisatie met een fijnmazige permissiematrix per module, meervoudig groepslidmaatschap met 'hoogste recht wint' conflictresolutie, de speciale Digidokter-restrictie 'Alleen eigen registraties tonen', en een geoptimaliseerde inlog- en activeringsprocedure voor nieuwe gebruikers.</w:t>
       </w:r>
     </w:p>
     <w:p>
@@ -61,12 +61,12 @@
           <w:color w:val="1D4ED8"/>
           <w:sz w:val="32"/>
         </w:rPr>
-        <w:t>1. Evaluatieformulieren via de App Invullen &amp; Notificaties</w:t>
+        <w:t>1. Dynamisch Autorisatieschema &amp; Permissiematrix per Organisatie</w:t>
       </w:r>
     </w:p>
     <w:p>
       <w:r>
-        <w:t>Digidokters en medewerkers zijn niet langer uitsluitend afhankelijk van de link in de e-mailuitnodiging, maar kunnen hun evaluaties nu op elk gewenst moment via de webapplicatie invullen:</w:t>
+        <w:t>Organisaties en gemeenten kunnen nu hun eigen rollen en groepen samenstellen om nauwkeurig aan te sluiten bij hun lokale werking:</w:t>
       </w:r>
     </w:p>
     <w:p>
@@ -78,10 +78,10 @@
         <w:rPr>
           <w:b/>
         </w:rPr>
-        <w:t xml:space="preserve">Attentiebanner &amp; Actieknop in de Agenda: </w:t>
+        <w:t xml:space="preserve">Groepenbeheer: </w:t>
       </w:r>
       <w:r>
-        <w:t>Bovenaan de Agenda verschijnt een waarschuwingsbanner met het aantal openstaande evaluaties. In de agenda-tabel staat bij elke afgelopen activiteit waar de vrijwilliger aanwezig was een gele knop 'Evaluatie invullen'.</w:t>
+        <w:t>Onder 'Beheer &gt; Groepen' kunnen beheerders zelf groepen toevoegen, aanpassen, activeren of deactiveren.</w:t>
       </w:r>
     </w:p>
     <w:p>
@@ -93,10 +93,10 @@
         <w:rPr>
           <w:b/>
         </w:rPr>
-        <w:t xml:space="preserve">Notificatiebadge in het Menu: </w:t>
+        <w:t xml:space="preserve">Fijnmazige Permissiematrix: </w:t>
       </w:r>
       <w:r>
-        <w:t>Naast het menu-item 'Evaluaties' toont een opvallende badge realtime het aantal nog in te vullen evaluaties voor de ingelogde gebruiker.</w:t>
+        <w:t>Voor elke groep kan per module (Registraties, Agenda, Evaluaties, Documenten, Statistieken, Export, Feedback, Stamgegevens, Gebruikers, Groepen, Backups, Auditlogs, App documentatie) het niveau 'Geen toegang', 'Alleen lezen' of 'Lezen en schrijven' worden geconfigureerd.</w:t>
       </w:r>
     </w:p>
     <w:p>
@@ -108,10 +108,10 @@
         <w:rPr>
           <w:b/>
         </w:rPr>
-        <w:t xml:space="preserve">Filter 'Enkel mijn openstaande evaluaties': </w:t>
+        <w:t xml:space="preserve">Handige Presets: </w:t>
       </w:r>
       <w:r>
-        <w:t>Op de Evaluaties-pagina kan met één klik gefilterd worden op sessies die op feedback van de ingelogde digidokter wachten.</w:t>
+        <w:t>Met één klik op 'Stel in als Lezer', 'Stel in als Medewerker' of 'Stel in als Beheerder' wordt de matrix direct volgens best practice ingevuld.</w:t>
       </w:r>
     </w:p>
     <w:p>
@@ -123,10 +123,25 @@
         <w:rPr>
           <w:b/>
         </w:rPr>
-        <w:t xml:space="preserve">Strikte Aanwezigheidscontrole: </w:t>
+        <w:t xml:space="preserve">Meervoudig Groepslidmaatschap: </w:t>
       </w:r>
       <w:r>
-        <w:t>Activiteiten waarbij de medewerker niet aanwezig was, tonen 'Niet aanwezig' en worden nooit onterecht als openstaand gemarkeerd.</w:t>
+        <w:t>Gebruikers kunnen aan meerdere groepen worden gekoppeld. Het systeem past per module het meest ruime recht toe ('hoogste recht wint').</w:t>
+      </w:r>
+    </w:p>
+    <w:p>
+      <w:pPr>
+        <w:pStyle w:val="ListBullet"/>
+        <w:spacing w:after="60"/>
+      </w:pPr>
+      <w:r>
+        <w:rPr>
+          <w:b/>
+        </w:rPr>
+        <w:t xml:space="preserve">Beschermde Standaardgroepen: </w:t>
+      </w:r>
+      <w:r>
+        <w:t>De vier basisgroepen (Lezers, Medewerkers, Beheerders, Platformbeheerders) blijven beschermd tegen verwijdering en worden automatisch geseed via de Sjabloon-organisatie.</w:t>
       </w:r>
     </w:p>
     <w:p>
@@ -140,12 +155,139 @@
           <w:color w:val="1D4ED8"/>
           <w:sz w:val="32"/>
         </w:rPr>
-        <w:t>2. Geoptimaliseerd Balie-Registratieformulier ('Nieuw bezoek')</w:t>
+        <w:t>2. Speciale Digidokter-Restrictie ('Alleen eigen registraties tonen')</w:t>
       </w:r>
     </w:p>
     <w:p>
+      <w:pPr>
+        <w:pStyle w:val="ListBullet"/>
+        <w:spacing w:after="60"/>
+      </w:pPr>
       <w:r>
-        <w:t>Het registratieformulier voor consultaties is volledig vernieuwd en geoptimaliseerd voor balies, tablets en touchscreens:</w:t>
+        <w:rPr>
+          <w:b/>
+        </w:rPr>
+        <w:t xml:space="preserve">Automatische Filterverberging: </w:t>
+      </w:r>
+      <w:r>
+        <w:t>Voor groepen waarin deze optie is ingeschakeld, wordt het filterveld voor digidokters in het registratieoverzicht verborgen.</w:t>
+      </w:r>
+    </w:p>
+    <w:p>
+      <w:pPr>
+        <w:pStyle w:val="ListBullet"/>
+        <w:spacing w:after="60"/>
+      </w:pPr>
+      <w:r>
+        <w:rPr>
+          <w:b/>
+        </w:rPr>
+        <w:t xml:space="preserve">Strikte Gegevensafscherming: </w:t>
+      </w:r>
+      <w:r>
+        <w:t>De consultatielijst toont uitsluitend de registraties die gekoppeld zijn aan het eigen Digidokter-profiel van de ingelogde gebruiker.</w:t>
+      </w:r>
+    </w:p>
+    <w:p>
+      <w:pPr>
+        <w:spacing w:before="320" w:after="120"/>
+      </w:pPr>
+      <w:r>
+        <w:rPr>
+          <w:rFonts w:ascii="Calibri" w:hAnsi="Calibri"/>
+          <w:b/>
+          <w:color w:val="1D4ED8"/>
+          <w:sz w:val="32"/>
+        </w:rPr>
+        <w:t>3. Geoptimaliseerde Eerste Login &amp; Wachtwoordwissel</w:t>
+      </w:r>
+    </w:p>
+    <w:p>
+      <w:pPr>
+        <w:pStyle w:val="ListBullet"/>
+        <w:spacing w:after="60"/>
+      </w:pPr>
+      <w:r>
+        <w:rPr>
+          <w:b/>
+        </w:rPr>
+        <w:t xml:space="preserve">Naadloze Organisatiekoppeling: </w:t>
+      </w:r>
+      <w:r>
+        <w:t>Wanneer een nieuwe gebruiker inlogt met een tijdelijk wachtwoord en moet wisselen van wachtwoord, blijft de organisatiecontext behouden zodat er nooit een foutmelding over een inactieve organisatie optreedt.</w:t>
+      </w:r>
+    </w:p>
+    <w:p>
+      <w:pPr>
+        <w:spacing w:before="320" w:after="120"/>
+      </w:pPr>
+      <w:r>
+        <w:rPr>
+          <w:rFonts w:ascii="Calibri" w:hAnsi="Calibri"/>
+          <w:b/>
+          <w:color w:val="1D4ED8"/>
+          <w:sz w:val="32"/>
+        </w:rPr>
+        <w:t>4. In-App Evaluatieformulieren &amp; Notificaties</w:t>
+      </w:r>
+    </w:p>
+    <w:p>
+      <w:pPr>
+        <w:pStyle w:val="ListBullet"/>
+        <w:spacing w:after="60"/>
+      </w:pPr>
+      <w:r>
+        <w:rPr>
+          <w:b/>
+        </w:rPr>
+        <w:t xml:space="preserve">Attentiebanner &amp; Actieknop in Agenda: </w:t>
+      </w:r>
+      <w:r>
+        <w:t>Bovenaan de Agenda verschijnt een waarschuwingsbanner met het aantal openstaande evaluaties en directe actieknoppen.</w:t>
+      </w:r>
+    </w:p>
+    <w:p>
+      <w:pPr>
+        <w:pStyle w:val="ListBullet"/>
+        <w:spacing w:after="60"/>
+      </w:pPr>
+      <w:r>
+        <w:rPr>
+          <w:b/>
+        </w:rPr>
+        <w:t xml:space="preserve">Menu-notificatiebadge: </w:t>
+      </w:r>
+      <w:r>
+        <w:t>Een oranje teller naast 'Evaluaties' toont realtime het aantal nog in te vullen formulieren.</w:t>
+      </w:r>
+    </w:p>
+    <w:p>
+      <w:pPr>
+        <w:pStyle w:val="ListBullet"/>
+        <w:spacing w:after="60"/>
+      </w:pPr>
+      <w:r>
+        <w:rPr>
+          <w:b/>
+        </w:rPr>
+        <w:t xml:space="preserve">Snelfilter 'Enkel mijn openstaande evaluaties': </w:t>
+      </w:r>
+      <w:r>
+        <w:t>Met één klik filteren op sessies die op feedback wachten.</w:t>
+      </w:r>
+    </w:p>
+    <w:p>
+      <w:pPr>
+        <w:spacing w:before="320" w:after="120"/>
+      </w:pPr>
+      <w:r>
+        <w:rPr>
+          <w:rFonts w:ascii="Calibri" w:hAnsi="Calibri"/>
+          <w:b/>
+          <w:color w:val="1D4ED8"/>
+          <w:sz w:val="32"/>
+        </w:rPr>
+        <w:t>5. Geoptimaliseerd Balie-Registratieformulier ('Nieuw bezoek')</w:t>
       </w:r>
     </w:p>
     <w:p>
@@ -160,7 +302,7 @@
         <w:t xml:space="preserve">Sticky Sessie-Context: </w:t>
       </w:r>
       <w:r>
-        <w:t>De datum, actieve Digidokter en consultatielocatie blijven gedurende het inloopmoment bovenaan bewaard in de sessie.</w:t>
+        <w:t>Datum, actieve Digidokter en consultatielocatie blijven bewaard gedurende het inloopmoment.</w:t>
       </w:r>
     </w:p>
     <w:p>
@@ -172,10 +314,10 @@
         <w:rPr>
           <w:b/>
         </w:rPr>
-        <w:t xml:space="preserve">Touch-Segmented Buttons: </w:t>
+        <w:t xml:space="preserve">Touch-Chips &amp; Onderwerp-Tags: </w:t>
       </w:r>
       <w:r>
-        <w:t>Grote, intuïtieve knoppen voor 'Nieuwe bezoeker (Ja/Nee)', geslacht, leeftijdscategorie en toestel.</w:t>
+        <w:t>Grote knoppen en snelle tag-knoppen (itsme, WhatsApp, E-mail, Smartschool, Wifi).</w:t>
       </w:r>
     </w:p>
     <w:p>
@@ -187,25 +329,10 @@
         <w:rPr>
           <w:b/>
         </w:rPr>
-        <w:t xml:space="preserve">Snelle Onderwerp-Tags: </w:t>
+        <w:t xml:space="preserve">Asynchrone AI-Vraaganalyse: </w:t>
       </w:r>
       <w:r>
-        <w:t>Met één tik populaire thema's (itsme, WhatsApp, E-mail, Smartschool, Wifi) toevoegen aan de hulpvraag.</w:t>
-      </w:r>
-    </w:p>
-    <w:p>
-      <w:pPr>
-        <w:pStyle w:val="ListBullet"/>
-        <w:spacing w:after="60"/>
-      </w:pPr>
-      <w:r>
-        <w:rPr>
-          <w:b/>
-        </w:rPr>
-        <w:t xml:space="preserve">Opslaan &amp; Volgende bezoeker: </w:t>
-      </w:r>
-      <w:r>
-        <w:t>Eén grote, opvallende actieknop slaat de registratie direct op en zet het formulier klaar voor de volgende bezoeker.</w:t>
+        <w:t>Automatische categorietoewijzing via Gemini AI op de achtergrond zonder browser-blokkering.</w:t>
       </w:r>
     </w:p>
     <w:p>
@@ -219,182 +346,7 @@
           <w:color w:val="1D4ED8"/>
           <w:sz w:val="32"/>
         </w:rPr>
-        <w:t>3. AI Vraagclassificatie Inzage &amp; Interactieve Popups</w:t>
-      </w:r>
-    </w:p>
-    <w:p>
-      <w:pPr>
-        <w:pStyle w:val="ListBullet"/>
-        <w:spacing w:after="60"/>
-      </w:pPr>
-      <w:r>
-        <w:rPr>
-          <w:b/>
-        </w:rPr>
-        <w:t xml:space="preserve">Detailpagina Registraties: </w:t>
-      </w:r>
-      <w:r>
-        <w:t>Op de detailpagina van een consultatie worden nu direct de AI-categorie, zekerheidsscore (met kleurindicatie) en motivatie getoond.</w:t>
-      </w:r>
-    </w:p>
-    <w:p>
-      <w:pPr>
-        <w:pStyle w:val="ListBullet"/>
-        <w:spacing w:after="60"/>
-      </w:pPr>
-      <w:r>
-        <w:rPr>
-          <w:b/>
-        </w:rPr>
-        <w:t xml:space="preserve">Interactieve Vraagclassificaties Tabel: </w:t>
-      </w:r>
-      <w:r>
-        <w:t>In het platformbeheer zijn alle rijen klikbaar; een klik opent een popup-venster met alle details van de registratie.</w:t>
-      </w:r>
-    </w:p>
-    <w:p>
-      <w:pPr>
-        <w:spacing w:before="320" w:after="120"/>
-      </w:pPr>
-      <w:r>
-        <w:rPr>
-          <w:rFonts w:ascii="Calibri" w:hAnsi="Calibri"/>
-          <w:b/>
-          <w:color w:val="1D4ED8"/>
-          <w:sz w:val="32"/>
-        </w:rPr>
-        <w:t>4. Statusfilters voor Stamgegevens (Actief / Gedeactiveerd)</w:t>
-      </w:r>
-    </w:p>
-    <w:p>
-      <w:pPr>
-        <w:pStyle w:val="ListBullet"/>
-        <w:spacing w:after="60"/>
-      </w:pPr>
-      <w:r>
-        <w:rPr>
-          <w:b/>
-        </w:rPr>
-        <w:t xml:space="preserve">Eenvoudig Filteren: </w:t>
-      </w:r>
-      <w:r>
-        <w:t>Alle stamgegevenspagina's (Locaties, Toestellen, Herkomst, Genderidentiteiten, Functies...) bevatten nu een snelfilter tussen 'Alle', 'Enkel actief' en 'Enkel gedeactiveerd'.</w:t>
-      </w:r>
-    </w:p>
-    <w:p>
-      <w:pPr>
-        <w:spacing w:before="320" w:after="120"/>
-      </w:pPr>
-      <w:r>
-        <w:rPr>
-          <w:rFonts w:ascii="Calibri" w:hAnsi="Calibri"/>
-          <w:b/>
-          <w:color w:val="1D4ED8"/>
-          <w:sz w:val="32"/>
-        </w:rPr>
-        <w:t>5. Stamgegevens: Genderidentiteit &amp; Vrijwilligersfuncties</w:t>
-      </w:r>
-    </w:p>
-    <w:p>
-      <w:pPr>
-        <w:pStyle w:val="ListBullet"/>
-        <w:spacing w:after="60"/>
-      </w:pPr>
-      <w:r>
-        <w:rPr>
-          <w:b/>
-        </w:rPr>
-        <w:t xml:space="preserve">Genderidentiteit: </w:t>
-      </w:r>
-      <w:r>
-        <w:t>Standaard voorzien van 'Man' en 'Vrouw', dynamisch beheerbaar en configureerbaar per organisatie.</w:t>
-      </w:r>
-    </w:p>
-    <w:p>
-      <w:pPr>
-        <w:pStyle w:val="ListBullet"/>
-        <w:spacing w:after="60"/>
-      </w:pPr>
-      <w:r>
-        <w:rPr>
-          <w:b/>
-        </w:rPr>
-        <w:t xml:space="preserve">Functies &amp; Telefoonnummer: </w:t>
-      </w:r>
-      <w:r>
-        <w:t>Vrijwilligersfuncties (Digidokter, Digihelper, Lesgever) toekennen aan gebruikers, inclusief telefoonnummer voor vlotte communicatie.</w:t>
-      </w:r>
-    </w:p>
-    <w:p>
-      <w:pPr>
-        <w:spacing w:before="320" w:after="120"/>
-      </w:pPr>
-      <w:r>
-        <w:rPr>
-          <w:rFonts w:ascii="Calibri" w:hAnsi="Calibri"/>
-          <w:b/>
-          <w:color w:val="1D4ED8"/>
-          <w:sz w:val="32"/>
-        </w:rPr>
-        <w:t>6. Zelfbediening Gebruikersprofiel (Linkeronderhoek)</w:t>
-      </w:r>
-    </w:p>
-    <w:p>
-      <w:pPr>
-        <w:pStyle w:val="ListBullet"/>
-        <w:spacing w:after="60"/>
-      </w:pPr>
-      <w:r>
-        <w:rPr>
-          <w:b/>
-        </w:rPr>
-        <w:t xml:space="preserve">Eigen Functies &amp; Contactgegevens: </w:t>
-      </w:r>
-      <w:r>
-        <w:t>Gebruikers kunnen linksonder op hun naam klikken (/wachtwoord) om zelf functies, telefoonnummer en e-mailadres te beheren.</w:t>
-      </w:r>
-    </w:p>
-    <w:p>
-      <w:pPr>
-        <w:spacing w:before="320" w:after="120"/>
-      </w:pPr>
-      <w:r>
-        <w:rPr>
-          <w:rFonts w:ascii="Calibri" w:hAnsi="Calibri"/>
-          <w:b/>
-          <w:color w:val="1D4ED8"/>
-          <w:sz w:val="32"/>
-        </w:rPr>
-        <w:t>7. Asynchrone Achtergrondverwerking van AI-Analyses</w:t>
-      </w:r>
-    </w:p>
-    <w:p>
-      <w:pPr>
-        <w:pStyle w:val="ListBullet"/>
-        <w:spacing w:after="60"/>
-      </w:pPr>
-      <w:r>
-        <w:rPr>
-          <w:b/>
-        </w:rPr>
-        <w:t xml:space="preserve">Geen Browser-blokkering: </w:t>
-      </w:r>
-      <w:r>
-        <w:t>Zowel individuele analyses als de knop 'Batch-analyse starten' draaien asynchroon in de achtergrond met realtime voortgangsindicator.</w:t>
-      </w:r>
-    </w:p>
-    <w:p>
-      <w:pPr>
-        <w:spacing w:before="320" w:after="120"/>
-      </w:pPr>
-      <w:r>
-        <w:rPr>
-          <w:rFonts w:ascii="Calibri" w:hAnsi="Calibri"/>
-          <w:b/>
-          <w:color w:val="1D4ED8"/>
-          <w:sz w:val="32"/>
-        </w:rPr>
-        <w:t>8. Samenvatting: Impact per Gebruikersrol</w:t>
+        <w:t>6. Samenvatting: Impact per Gebruikersrol</w:t>
       </w:r>
     </w:p>
     <w:tbl>
@@ -423,7 +375,7 @@
               <w:rPr>
                 <w:b/>
               </w:rPr>
-              <w:t>Gebruikersrol</w:t>
+              <w:t>Gebruikersrol / Groep</w:t>
             </w:r>
           </w:p>
         </w:tc>
@@ -475,7 +427,7 @@
               <w:rPr>
                 <w:b/>
               </w:rPr>
-              <w:t>Medewerker (Digidokter / Digihelper)</w:t>
+              <w:t>Medewerker / Digidokter</w:t>
             </w:r>
           </w:p>
         </w:tc>
@@ -488,11 +440,11 @@
               <w:spacing w:after="40" w:before="40"/>
             </w:pPr>
             <w:r>
-              <w:t>• Evaluaties later direct via app invullen met notificatiebadge in het menu en agenda-banner.</w:t>
+              <w:t>• Optioneel enkel eigen registraties inzien (geen storende filter).</w:t>
               <w:br/>
-              <w:t>• Nieuw, supersnel 'Nieuw bezoek' balie-formulier met touch-chips en onderwerp-tags.</w:t>
+              <w:t>• Evaluaties direct via de app afronden met attentiebanner en badges.</w:t>
               <w:br/>
-              <w:t>• Zelf functies en contactgegevens beheren via de linkeronderhoek.</w:t>
+              <w:t>• Nieuw balieformulier en zelf functies/telefoonnummer beheren.</w:t>
             </w:r>
           </w:p>
         </w:tc>
@@ -505,7 +457,7 @@
               <w:spacing w:after="40" w:before="40"/>
             </w:pPr>
             <w:r>
-              <w:t>Nooit meer verloren e-maillinks, minimale kliktijd tijdens inloopmomenten en optimale touchscreen-ervaring.</w:t>
+              <w:t>Duidelijke focus op de eigen consultaties, minder klikwerk en optimale touchscreen-ervaring.</w:t>
             </w:r>
           </w:p>
         </w:tc>
@@ -536,13 +488,11 @@
               <w:spacing w:after="40" w:before="40"/>
             </w:pPr>
             <w:r>
-              <w:t>• Overzicht van openstaande vs. ingevulde evaluaties per digidokter.</w:t>
+              <w:t>• Volledig beheer van autorisatiegroepen en permissiematrix per module.</w:t>
               <w:br/>
-              <w:t>• Statusfilters op alle stamgegevenspagina's (actief/gedeactiveerd).</w:t>
+              <w:t>• Toewijzen van gebruikers aan meerdere groepen tegelijk.</w:t>
               <w:br/>
-              <w:t>• Inzage in AI-vraagclassificatie op registratiedetails.</w:t>
-              <w:br/>
-              <w:t>• Beheer van functies, genderidentiteiten en telefoonnummers.</w:t>
+              <w:t>• Eenvoudige activatie van nieuwe medewerkers zonder koppelingsfouten.</w:t>
             </w:r>
           </w:p>
         </w:tc>
@@ -555,7 +505,7 @@
               <w:spacing w:after="40" w:before="40"/>
             </w:pPr>
             <w:r>
-              <w:t>Hogere responsgraad op evaluaties, beter overzicht over stamgegevens en compleet inzicht in bezoekersvragen.</w:t>
+              <w:t>Volledige flexibiliteit om rollen exact af te stemmen op de lokale organisatie-eisen.</w:t>
             </w:r>
           </w:p>
         </w:tc>
@@ -586,9 +536,9 @@
               <w:spacing w:after="40" w:before="40"/>
             </w:pPr>
             <w:r>
-              <w:t>• Interactieve vraagclassificaties tabel met detail-popups per consultatie.</w:t>
+              <w:t>• Automatische overname van standaardgroepen via Sjabloon bij nieuwe gemeenten.</w:t>
               <w:br/>
-              <w:t>• Asynchrone batch-analyse van alle consultatievragen zonder browser-time-outs.</w:t>
+              <w:t>• Monitoring van AI-classificaties en centrale app-documentatie.</w:t>
             </w:r>
           </w:p>
         </w:tc>
@@ -601,7 +551,7 @@
               <w:spacing w:after="40" w:before="40"/>
             </w:pPr>
             <w:r>
-              <w:t>Moeiteloos auditeren en valideren van AI-classificaties over alle gemeenten heen.</w:t>
+              <w:t>Gegarandeerde uniformiteit bij uitrol naar nieuwe besturen met behoud van lokale flexibiliteit.</w:t>
             </w:r>
           </w:p>
         </w:tc>

--- a/doc/Functionele_Verschillen_Release_Notes.docx
+++ b/doc/Functionele_Verschillen_Release_Notes.docx
@@ -346,7 +346,125 @@
           <w:color w:val="1D4ED8"/>
           <w:sz w:val="32"/>
         </w:rPr>
-        <w:t>6. Samenvatting: Impact per Gebruikersrol</w:t>
+        <w:t>6. Interne Organisatiecommunicatie &amp; E-mail Berichten</w:t>
+      </w:r>
+    </w:p>
+    <w:p>
+      <w:pPr>
+        <w:pStyle w:val="ListBullet"/>
+        <w:spacing w:after="60"/>
+      </w:pPr>
+      <w:r>
+        <w:rPr>
+          <w:b/>
+        </w:rPr>
+        <w:t xml:space="preserve">Doelgroepselectie: </w:t>
+      </w:r>
+      <w:r>
+        <w:t>Beheerders kunnen berichten sturen naar 'Alle actieve gebruikers', 'Enkel beheerders' of 'Enkel medewerkers &amp; digidokters'.</w:t>
+      </w:r>
+    </w:p>
+    <w:p>
+      <w:pPr>
+        <w:pStyle w:val="ListBullet"/>
+        <w:spacing w:after="60"/>
+      </w:pPr>
+      <w:r>
+        <w:rPr>
+          <w:b/>
+        </w:rPr>
+        <w:t xml:space="preserve">Dynamische Validatie: </w:t>
+      </w:r>
+      <w:r>
+        <w:t>Realtime indicatie van accounts zonder e-mailadres per gekozen doelgroep.</w:t>
+      </w:r>
+    </w:p>
+    <w:p>
+      <w:pPr>
+        <w:pStyle w:val="ListBullet"/>
+        <w:spacing w:after="60"/>
+      </w:pPr>
+      <w:r>
+        <w:rPr>
+          <w:b/>
+        </w:rPr>
+        <w:t xml:space="preserve">Proefmail-functie: </w:t>
+      </w:r>
+      <w:r>
+        <w:t>Veilig testen via 'Testmail naar mezelf' met automatisch voorvoegsel [PROEFMAIL].</w:t>
+      </w:r>
+    </w:p>
+    <w:p>
+      <w:pPr>
+        <w:pStyle w:val="ListBullet"/>
+        <w:spacing w:after="60"/>
+      </w:pPr>
+      <w:r>
+        <w:rPr>
+          <w:b/>
+        </w:rPr>
+        <w:t xml:space="preserve">Verzendhistoriek &amp; Audit: </w:t>
+      </w:r>
+      <w:r>
+        <w:t>Volledig overzicht van verzonden communicatie met datum, afzender, onderwerp, inhoud en JSON-snapshot van alle ontvangers.</w:t>
+      </w:r>
+    </w:p>
+    <w:p>
+      <w:pPr>
+        <w:spacing w:before="320" w:after="120"/>
+      </w:pPr>
+      <w:r>
+        <w:rPr>
+          <w:rFonts w:ascii="Calibri" w:hAnsi="Calibri"/>
+          <w:b/>
+          <w:color w:val="1D4ED8"/>
+          <w:sz w:val="32"/>
+        </w:rPr>
+        <w:t>7. Waarborging Platformcontinuïteit &amp; Autorisatie-optimalisatie</w:t>
+      </w:r>
+    </w:p>
+    <w:p>
+      <w:pPr>
+        <w:pStyle w:val="ListBullet"/>
+        <w:spacing w:after="60"/>
+      </w:pPr>
+      <w:r>
+        <w:rPr>
+          <w:b/>
+        </w:rPr>
+        <w:t xml:space="preserve">Uitfaseren Legacy Organisatierol: </w:t>
+      </w:r>
+      <w:r>
+        <w:t>Alle autorisaties en moduletoegang zijn nu 100% gekoppeld aan de dynamische Groepen &amp; Rechten permissiematrix.</w:t>
+      </w:r>
+    </w:p>
+    <w:p>
+      <w:pPr>
+        <w:pStyle w:val="ListBullet"/>
+        <w:spacing w:after="60"/>
+      </w:pPr>
+      <w:r>
+        <w:rPr>
+          <w:b/>
+        </w:rPr>
+        <w:t xml:space="preserve">Bescherming Laatste Platformbeheerder: </w:t>
+      </w:r>
+      <w:r>
+        <w:t>De allerlaatste actieve platformbeheerder is beschermd tegen per ongeluk uitschakelen of verwijderen via zowel UI-vergrendeling als server-side validatie.</w:t>
+      </w:r>
+    </w:p>
+    <w:p>
+      <w:pPr>
+        <w:spacing w:before="320" w:after="120"/>
+      </w:pPr>
+      <w:r>
+        <w:rPr>
+          <w:rFonts w:ascii="Calibri" w:hAnsi="Calibri"/>
+          <w:b/>
+          <w:color w:val="1D4ED8"/>
+          <w:sz w:val="32"/>
+        </w:rPr>
+        <w:t>8. Samenvatting: Impact per Gebruikersrol</w:t>
       </w:r>
     </w:p>
     <w:tbl>
@@ -440,6 +558,8 @@
               <w:spacing w:after="40" w:before="40"/>
             </w:pPr>
             <w:r>
+              <w:t>• Ontvangen van interne organisatie-updates en mededelingen via e-mail.</w:t>
+              <w:br/>
               <w:t>• Optioneel enkel eigen registraties inzien (geen storende filter).</w:t>
               <w:br/>
               <w:t>• Evaluaties direct via de app afronden met attentiebanner en badges.</w:t>
@@ -457,7 +577,7 @@
               <w:spacing w:after="40" w:before="40"/>
             </w:pPr>
             <w:r>
-              <w:t>Duidelijke focus op de eigen consultaties, minder klikwerk en optimale touchscreen-ervaring.</w:t>
+              <w:t>Altijd direct op de hoogte van updates, duidelijke focus op de eigen consultaties en optimale touchscreen-ervaring.</w:t>
             </w:r>
           </w:p>
         </w:tc>
@@ -488,6 +608,8 @@
               <w:spacing w:after="40" w:before="40"/>
             </w:pPr>
             <w:r>
+              <w:t>• Verzenden van interne mededelingen met doelgroepfilter, proefmail en historiek.</w:t>
+              <w:br/>
               <w:t>• Volledig beheer van autorisatiegroepen en permissiematrix per module.</w:t>
               <w:br/>
               <w:t>• Toewijzen van gebruikers aan meerdere groepen tegelijk.</w:t>
@@ -505,7 +627,7 @@
               <w:spacing w:after="40" w:before="40"/>
             </w:pPr>
             <w:r>
-              <w:t>Volledige flexibiliteit om rollen exact af te stemmen op de lokale organisatie-eisen.</w:t>
+              <w:t>Eenvoudige communicatie naar het hele team en maximale flexibiliteit in rollen en rechten.</w:t>
             </w:r>
           </w:p>
         </w:tc>
@@ -536,9 +658,11 @@
               <w:spacing w:after="40" w:before="40"/>
             </w:pPr>
             <w:r>
+              <w:t>• Platformbrede aankondigingen sturen naar alle aangesloten beheerders.</w:t>
+              <w:br/>
               <w:t>• Automatische overname van standaardgroepen via Sjabloon bij nieuwe gemeenten.</w:t>
               <w:br/>
-              <w:t>• Monitoring van AI-classificaties en centrale app-documentatie.</w:t>
+              <w:t>• Gegarandeerde platformcontinuïteit door bescherming van de laatste superuser.</w:t>
             </w:r>
           </w:p>
         </w:tc>
@@ -551,7 +675,7 @@
               <w:spacing w:after="40" w:before="40"/>
             </w:pPr>
             <w:r>
-              <w:t>Gegarandeerde uniformiteit bij uitrol naar nieuwe besturen met behoud van lokale flexibiliteit.</w:t>
+              <w:t>Centraal beheer, efficiënte communicatie naar alle gemeenten en gewaarborgde beheercontinuïteit.</w:t>
             </w:r>
           </w:p>
         </w:tc>
